--- a/testakten/insolvenzplan-starug-planwerkstatt-metallbau-hansa/02_unternehmensprofil.docx
+++ b/testakten/insolvenzplan-starug-planwerkstatt-metallbau-hansa/02_unternehmensprofil.docx
@@ -5,64 +5,100 @@
     <w:p>
       <w:pPr>
         <w:pStyle w:val="Heading1"/>
+        <w:spacing w:after="160" w:line="259" w:lineRule="auto"/>
       </w:pPr>
       <w:r>
         <w:rPr>
           <w:rFonts w:ascii="Times New Roman" w:hAnsi="Times New Roman"/>
+          <w:b/>
+          <w:sz w:val="28"/>
         </w:rPr>
         <w:t>Unternehmensprofil – Metallbau Hansa GmbH</w:t>
       </w:r>
     </w:p>
     <w:p>
       <w:pPr>
+        <w:spacing w:before="120" w:after="60" w:line="259" w:lineRule="auto"/>
         <w:jc w:val="left"/>
       </w:pPr>
       <w:r>
         <w:rPr>
-          <w:b/>
+          <w:rFonts w:ascii="Times New Roman" w:hAnsi="Times New Roman"/>
+          <w:b w:val="0"/>
+          <w:i w:val="0"/>
+          <w:sz w:val="22"/>
         </w:rPr>
         <w:t>Aktenzeichen:</w:t>
       </w:r>
       <w:r>
+        <w:rPr>
+          <w:rFonts w:ascii="Times New Roman" w:hAnsi="Times New Roman"/>
+          <w:b w:val="0"/>
+          <w:i w:val="0"/>
+          <w:sz w:val="22"/>
+        </w:rPr>
         <w:t xml:space="preserve"> MH-2026-001</w:t>
       </w:r>
     </w:p>
     <w:p>
       <w:pPr>
+        <w:spacing w:before="120" w:after="60" w:line="259" w:lineRule="auto"/>
         <w:jc w:val="left"/>
       </w:pPr>
       <w:r>
         <w:rPr>
+          <w:rFonts w:ascii="Times New Roman" w:hAnsi="Times New Roman"/>
           <w:b/>
+          <w:sz w:val="22"/>
         </w:rPr>
         <w:t>Stand:</w:t>
       </w:r>
       <w:r>
+        <w:rPr>
+          <w:rFonts w:ascii="Times New Roman" w:hAnsi="Times New Roman"/>
+          <w:b/>
+          <w:sz w:val="22"/>
+        </w:rPr>
         <w:t xml:space="preserve"> 14. Mai 2026</w:t>
       </w:r>
     </w:p>
     <w:p>
       <w:pPr>
+        <w:spacing w:before="120" w:after="60" w:line="259" w:lineRule="auto"/>
         <w:jc w:val="left"/>
       </w:pPr>
       <w:r>
         <w:rPr>
+          <w:rFonts w:ascii="Times New Roman" w:hAnsi="Times New Roman"/>
           <w:b/>
+          <w:sz w:val="22"/>
         </w:rPr>
         <w:t>Erstellt von:</w:t>
       </w:r>
       <w:r>
+        <w:rPr>
+          <w:rFonts w:ascii="Times New Roman" w:hAnsi="Times New Roman"/>
+          <w:b/>
+          <w:sz w:val="22"/>
+        </w:rPr>
         <w:t xml:space="preserve"> CFO Björn Hollender, zusammengefasst durch RA Dr. K. Westphal</w:t>
       </w:r>
     </w:p>
-    <w:p/>
+    <w:p>
+      <w:pPr>
+        <w:spacing w:line="259" w:lineRule="auto" w:after="60"/>
+      </w:pPr>
+    </w:p>
     <w:p>
       <w:pPr>
         <w:pStyle w:val="Heading2"/>
+        <w:spacing w:before="120" w:after="60" w:line="259" w:lineRule="auto"/>
       </w:pPr>
       <w:r>
         <w:rPr>
           <w:rFonts w:ascii="Times New Roman" w:hAnsi="Times New Roman"/>
+          <w:b/>
+          <w:sz w:val="22"/>
         </w:rPr>
         <w:t>1. Stammdaten</w:t>
       </w:r>
@@ -470,20 +506,28 @@
         </w:tc>
       </w:tr>
     </w:tbl>
-    <w:p/>
+    <w:p>
+      <w:pPr>
+        <w:spacing w:line="259" w:lineRule="auto" w:after="60"/>
+      </w:pPr>
+    </w:p>
     <w:p>
       <w:pPr>
         <w:pStyle w:val="Heading2"/>
+        <w:spacing w:before="120" w:after="60" w:line="259" w:lineRule="auto"/>
       </w:pPr>
       <w:r>
         <w:rPr>
           <w:rFonts w:ascii="Times New Roman" w:hAnsi="Times New Roman"/>
+          <w:b/>
+          <w:sz w:val="22"/>
         </w:rPr>
         <w:t>2. Geschäftstätigkeit und Leistungsportfolio</w:t>
       </w:r>
     </w:p>
     <w:p>
       <w:pPr>
+        <w:spacing w:line="259" w:lineRule="auto" w:after="60"/>
         <w:jc w:val="left"/>
       </w:pPr>
       <w:r>
@@ -493,6 +537,7 @@
     <w:p>
       <w:pPr>
         <w:pStyle w:val="Heading3"/>
+        <w:spacing w:line="259" w:lineRule="auto" w:after="60"/>
       </w:pPr>
       <w:r>
         <w:rPr>
@@ -503,6 +548,7 @@
     </w:p>
     <w:p>
       <w:pPr>
+        <w:spacing w:line="259" w:lineRule="auto" w:after="60"/>
         <w:jc w:val="left"/>
       </w:pPr>
       <w:r>
@@ -517,6 +563,7 @@
     </w:p>
     <w:p>
       <w:pPr>
+        <w:spacing w:line="259" w:lineRule="auto" w:after="60"/>
         <w:jc w:val="left"/>
       </w:pPr>
       <w:r>
@@ -531,6 +578,7 @@
     </w:p>
     <w:p>
       <w:pPr>
+        <w:spacing w:line="259" w:lineRule="auto" w:after="60"/>
         <w:jc w:val="left"/>
       </w:pPr>
       <w:r>
@@ -546,6 +594,7 @@
     <w:p>
       <w:pPr>
         <w:pStyle w:val="Heading3"/>
+        <w:spacing w:line="259" w:lineRule="auto" w:after="60"/>
       </w:pPr>
       <w:r>
         <w:rPr>
@@ -556,16 +605,22 @@
     </w:p>
     <w:p>
       <w:pPr>
+        <w:spacing w:line="259" w:lineRule="auto" w:after="60"/>
         <w:jc w:val="left"/>
       </w:pPr>
       <w:r>
         <w:t>Das Unternehmen bezieht Primärstahl ausschließlich von der Stahlhandel Küste GmbH (Hamburg) sowie gelegentlich von der Nordstahl GmbH (Altona). Eigene Säge-, Laser- und Schweißkapazitäten sind vorhanden. Oberflächenbehandlung (Verzinkung, Lackierung) wird an zwei Partnerbetriebe im Hamburger Hafen vergeben. Der Lagerbestand an Rohmaterial betrug zum 30. April 2026 vorläufig ca. 1,6 Mio. Euro (Buchwert).</w:t>
       </w:r>
     </w:p>
-    <w:p/>
+    <w:p>
+      <w:pPr>
+        <w:spacing w:line="259" w:lineRule="auto" w:after="60"/>
+      </w:pPr>
+    </w:p>
     <w:p>
       <w:pPr>
         <w:pStyle w:val="Heading2"/>
+        <w:spacing w:line="259" w:lineRule="auto" w:after="60"/>
       </w:pPr>
       <w:r>
         <w:rPr>
@@ -861,6 +916,7 @@
     </w:tbl>
     <w:p>
       <w:pPr>
+        <w:spacing w:line="259" w:lineRule="auto" w:after="60"/>
         <w:jc w:val="left"/>
       </w:pPr>
       <w:r>
@@ -869,6 +925,7 @@
     </w:p>
     <w:p>
       <w:pPr>
+        <w:spacing w:line="259" w:lineRule="auto" w:after="60"/>
         <w:jc w:val="left"/>
       </w:pPr>
       <w:r>
@@ -881,6 +938,7 @@
     <w:p>
       <w:pPr>
         <w:pStyle w:val="ListBullet"/>
+        <w:spacing w:line="259" w:lineRule="auto" w:after="60"/>
       </w:pPr>
       <w:r>
         <w:t>Herstellungsleiter Rainer Buchholz (seit 2008, Schweißfachingenieur): kennt alle Großkunden-Prozesse.</w:t>
@@ -889,6 +947,7 @@
     <w:p>
       <w:pPr>
         <w:pStyle w:val="ListBullet"/>
+        <w:spacing w:line="259" w:lineRule="auto" w:after="60"/>
       </w:pPr>
       <w:r>
         <w:t>Projektleiterin Sinja Ohlmann (seit 2015): Bahnstation-Spezialistin.</w:t>
@@ -897,15 +956,21 @@
     <w:p>
       <w:pPr>
         <w:pStyle w:val="ListBullet"/>
+        <w:spacing w:line="259" w:lineRule="auto" w:after="60"/>
       </w:pPr>
       <w:r>
         <w:t>Hauptbuchhalter Klaus-Dieter Sander (seit 2011): hält Finanzdaten zusammen.</w:t>
       </w:r>
     </w:p>
-    <w:p/>
+    <w:p>
+      <w:pPr>
+        <w:spacing w:line="259" w:lineRule="auto" w:after="60"/>
+      </w:pPr>
+    </w:p>
     <w:p>
       <w:pPr>
         <w:pStyle w:val="Heading2"/>
+        <w:spacing w:line="259" w:lineRule="auto" w:after="60"/>
       </w:pPr>
       <w:r>
         <w:rPr>
@@ -917,6 +982,7 @@
     <w:p>
       <w:pPr>
         <w:pStyle w:val="Heading3"/>
+        <w:spacing w:line="259" w:lineRule="auto" w:after="60"/>
       </w:pPr>
       <w:r>
         <w:rPr>
@@ -1409,6 +1475,7 @@
     <w:p>
       <w:pPr>
         <w:pStyle w:val="Heading3"/>
+        <w:spacing w:line="259" w:lineRule="auto" w:after="60"/>
       </w:pPr>
       <w:r>
         <w:rPr>
@@ -1419,6 +1486,7 @@
     </w:p>
     <w:p>
       <w:pPr>
+        <w:spacing w:line="259" w:lineRule="auto" w:after="60"/>
         <w:jc w:val="left"/>
       </w:pPr>
       <w:r>
@@ -1427,6 +1495,7 @@
     </w:p>
     <w:p>
       <w:pPr>
+        <w:spacing w:line="259" w:lineRule="auto" w:after="60"/>
         <w:jc w:val="left"/>
       </w:pPr>
       <w:r>
@@ -1436,6 +1505,7 @@
     <w:p>
       <w:pPr>
         <w:pStyle w:val="Heading3"/>
+        <w:spacing w:line="259" w:lineRule="auto" w:after="60"/>
       </w:pPr>
       <w:r>
         <w:rPr>
@@ -1446,16 +1516,22 @@
     </w:p>
     <w:p>
       <w:pPr>
+        <w:spacing w:line="259" w:lineRule="auto" w:after="60"/>
         <w:jc w:val="left"/>
       </w:pPr>
       <w:r>
         <w:t>Der Auftragsbestand betrug per 14. Mai 2026 ca. 11,3 Mio. Euro (Vertragsvolumen noch nicht abgerechnet). Davon sind ca. 4,2 Mio. Euro durch unterschriebene Verträge und Bestellungen gedeckt. Der restliche Bestand beruht auf Rahmenverträgen, die noch abgerufen werden müssen. Der verzögerte Stadtwerke-Nord-Auftrag (ca. 2,8 Mio. Euro) ist vertraglich gebunden, aber der Abruf hängt von der Baugenehmigung für ein Fernwärmeprojekt ab, die für August 2026 erwartet wird.</w:t>
       </w:r>
     </w:p>
-    <w:p/>
+    <w:p>
+      <w:pPr>
+        <w:spacing w:line="259" w:lineRule="auto" w:after="60"/>
+      </w:pPr>
+    </w:p>
     <w:p>
       <w:pPr>
         <w:pStyle w:val="Heading2"/>
+        <w:spacing w:line="259" w:lineRule="auto" w:after="60"/>
       </w:pPr>
       <w:r>
         <w:rPr>
@@ -1467,6 +1543,7 @@
     <w:p>
       <w:pPr>
         <w:pStyle w:val="Heading3"/>
+        <w:spacing w:line="259" w:lineRule="auto" w:after="60"/>
       </w:pPr>
       <w:r>
         <w:rPr>
@@ -1785,6 +1862,7 @@
     <w:p>
       <w:pPr>
         <w:pStyle w:val="Heading3"/>
+        <w:spacing w:line="259" w:lineRule="auto" w:after="60"/>
       </w:pPr>
       <w:r>
         <w:rPr>
@@ -1988,6 +2066,7 @@
     </w:tbl>
     <w:p>
       <w:pPr>
+        <w:spacing w:line="259" w:lineRule="auto" w:after="60"/>
         <w:jc w:val="left"/>
       </w:pPr>
       <w:r>
@@ -2000,10 +2079,15 @@
         <w:t xml:space="preserve"> Die Globalzession der NordBank AG erstreckt sich auf alle Forderungen. Ob Eigentumsvorbehalte des Stahlhandel Küste an Halbfabrikaten durchgreifen, ist rechtlich zu klären (verlängerter Eigentumsvorbehalt vs. Verarbeitungsklausel der Bank).</w:t>
       </w:r>
     </w:p>
-    <w:p/>
+    <w:p>
+      <w:pPr>
+        <w:spacing w:line="259" w:lineRule="auto" w:after="60"/>
+      </w:pPr>
+    </w:p>
     <w:p>
       <w:pPr>
         <w:pStyle w:val="Heading2"/>
+        <w:spacing w:line="259" w:lineRule="auto" w:after="60"/>
       </w:pPr>
       <w:r>
         <w:rPr>
@@ -2014,6 +2098,7 @@
     </w:p>
     <w:p>
       <w:pPr>
+        <w:spacing w:line="259" w:lineRule="auto" w:after="60"/>
         <w:jc w:val="left"/>
       </w:pPr>
       <w:r>
@@ -2022,15 +2107,21 @@
     </w:p>
     <w:p>
       <w:pPr>
+        <w:spacing w:line="259" w:lineRule="auto" w:after="60"/>
         <w:jc w:val="left"/>
       </w:pPr>
       <w:r>
         <w:t>Bei gesicherter Finanzierung und Abschluss des Sanierungsplans ist die Fortführungsprognose nach Einschätzung des CFO positiv: Umsatz 2026 Plan 19,1 Mio. Euro, EBITDA 0,98 Mio. Euro; 2027 Umsatz 21,5 Mio. Euro, EBITDA 1,8 Mio. Euro. Diese Zahlen basieren auf dem Auftragsbestand und den Preisgleitklauseln der Neuverträge.</w:t>
       </w:r>
     </w:p>
-    <w:p/>
     <w:p>
       <w:pPr>
+        <w:spacing w:line="259" w:lineRule="auto" w:after="60"/>
+      </w:pPr>
+    </w:p>
+    <w:p>
+      <w:pPr>
+        <w:spacing w:line="259" w:lineRule="auto" w:after="60"/>
         <w:jc w:val="left"/>
       </w:pPr>
       <w:r>
@@ -2041,13 +2132,58 @@
       </w:r>
     </w:p>
     <w:sectPr>
+      <w:headerReference w:type="default" r:id="rId9"/>
+      <w:footerReference w:type="default" r:id="rId10"/>
       <w:pgSz w:w="11906" w:h="16838"/>
-      <w:pgMar w:top="1417" w:right="1417" w:bottom="1417" w:left="1417" w:header="720" w:footer="720" w:gutter="0"/>
+      <w:pgMar w:top="1191" w:right="1247" w:bottom="1134" w:left="1361" w:header="720" w:footer="720" w:gutter="0"/>
       <w:cols w:space="720"/>
       <w:docGrid w:linePitch="360"/>
     </w:sectPr>
   </w:body>
 </w:document>
+</file>
+
+<file path=word/footer1.xml><?xml version="1.0" encoding="utf-8"?>
+<w:ftr xmlns:m="http://schemas.openxmlformats.org/officeDocument/2006/math" xmlns:mc="http://schemas.openxmlformats.org/markup-compatibility/2006" xmlns:mo="http://schemas.microsoft.com/office/mac/office/2008/main" xmlns:mv="urn:schemas-microsoft-com:mac:vml" xmlns:o="urn:schemas-microsoft-com:office:office" xmlns:r="http://schemas.openxmlformats.org/officeDocument/2006/relationships" xmlns:v="urn:schemas-microsoft-com:vml" xmlns:w10="urn:schemas-microsoft-com:office:word" xmlns:w14="http://schemas.microsoft.com/office/word/2010/wordml" xmlns:w="http://schemas.openxmlformats.org/wordprocessingml/2006/main" xmlns:wne="http://schemas.microsoft.com/office/word/2006/wordml" xmlns:wp14="http://schemas.microsoft.com/office/word/2010/wordprocessingDrawing" xmlns:wp="http://schemas.openxmlformats.org/drawingml/2006/wordprocessingDrawing" xmlns:wpc="http://schemas.microsoft.com/office/word/2010/wordprocessingCanvas" xmlns:wpg="http://schemas.microsoft.com/office/word/2010/wordprocessingGroup" xmlns:wpi="http://schemas.microsoft.com/office/word/2010/wordprocessingInk" xmlns:wps="http://schemas.microsoft.com/office/word/2010/wordprocessingShape" mc:Ignorable="w14 wp14">
+  <w:p>
+    <w:pPr>
+      <w:pStyle w:val="Footer"/>
+      <w:jc w:val="left"/>
+    </w:pPr>
+    <w:r/>
+    <w:r>
+      <w:rPr>
+        <w:rFonts w:ascii="Times New Roman" w:hAnsi="Times New Roman"/>
+        <w:b w:val="0"/>
+        <w:color w:val="777777"/>
+        <w:sz w:val="17"/>
+      </w:rPr>
+      <w:t>Vertraulich | Bearbeitungsstand Juli 2026 | nur zur Aktenbearbeitung</w:t>
+    </w:r>
+  </w:p>
+</w:ftr>
+</file>
+
+<file path=word/header1.xml><?xml version="1.0" encoding="utf-8"?>
+<w:hdr xmlns:m="http://schemas.openxmlformats.org/officeDocument/2006/math" xmlns:mc="http://schemas.openxmlformats.org/markup-compatibility/2006" xmlns:mo="http://schemas.microsoft.com/office/mac/office/2008/main" xmlns:mv="urn:schemas-microsoft-com:mac:vml" xmlns:o="urn:schemas-microsoft-com:office:office" xmlns:r="http://schemas.openxmlformats.org/officeDocument/2006/relationships" xmlns:v="urn:schemas-microsoft-com:vml" xmlns:w10="urn:schemas-microsoft-com:office:word" xmlns:w14="http://schemas.microsoft.com/office/word/2010/wordml" xmlns:w="http://schemas.openxmlformats.org/wordprocessingml/2006/main" xmlns:wne="http://schemas.microsoft.com/office/word/2006/wordml" xmlns:wp14="http://schemas.microsoft.com/office/word/2010/wordprocessingDrawing" xmlns:wp="http://schemas.openxmlformats.org/drawingml/2006/wordprocessingDrawing" xmlns:wpc="http://schemas.microsoft.com/office/word/2010/wordprocessingCanvas" xmlns:wpg="http://schemas.microsoft.com/office/word/2010/wordprocessingGroup" xmlns:wpi="http://schemas.microsoft.com/office/word/2010/wordprocessingInk" xmlns:wps="http://schemas.microsoft.com/office/word/2010/wordprocessingShape" mc:Ignorable="w14 wp14">
+  <w:p>
+    <w:pPr>
+      <w:pStyle w:val="Header"/>
+      <w:jc w:val="left"/>
+    </w:pPr>
+    <w:r/>
+    <w:r>
+      <w:rPr>
+        <w:rFonts w:ascii="Times New Roman" w:hAnsi="Times New Roman"/>
+        <w:b w:val="0"/>
+        <w:i w:val="0"/>
+        <w:color w:val="666666"/>
+        <w:sz w:val="17"/>
+      </w:rPr>
+      <w:t>Lindenhof und Partner mbB | Insolvenz- und Restrukturierungsakte | Bearbeitungsstand Juli 2026</w:t>
+    </w:r>
+  </w:p>
+</w:hdr>
 </file>
 
 <file path=word/numbering.xml><?xml version="1.0" encoding="utf-8"?>
@@ -2764,11 +2900,12 @@
       <w:contextualSpacing/>
     </w:pPr>
     <w:rPr>
-      <w:rFonts w:asciiTheme="majorHAnsi" w:eastAsiaTheme="majorEastAsia" w:hAnsiTheme="majorHAnsi" w:cstheme="majorBidi"/>
+      <w:rFonts w:asciiTheme="majorHAnsi" w:eastAsiaTheme="majorEastAsia" w:hAnsiTheme="majorHAnsi" w:cstheme="majorBidi" w:ascii="Times New Roman" w:hAnsi="Times New Roman"/>
+      <w:b/>
       <w:color w:val="17365D" w:themeColor="text2" w:themeShade="BF"/>
       <w:spacing w:val="5"/>
       <w:kern w:val="28"/>
-      <w:sz w:val="52"/>
+      <w:sz w:val="30"/>
       <w:szCs w:val="52"/>
     </w:rPr>
   </w:style>
